--- a/Lab2_User_Account_Management.docx
+++ b/Lab2_User_Account_Management.docx
@@ -16,7 +16,7 @@
           <w:sz w:val="48"/>
           <w:szCs w:val="48"/>
         </w:rPr>
-        <w:t xml:space="preserve">User Account Management Lab</w:t>
+        <w:t xml:space="preserve">Lab 2 – User Account Management</w:t>
       </w:r>
     </w:p>
     <w:p>
@@ -27,21 +27,6 @@
       <w:r>
         <w:rPr>
           <w:rFonts w:ascii="Arial" w:cs="Arial" w:eastAsia="Arial" w:hAnsi="Arial"/>
-          <w:color w:val="404040"/>
-          <w:sz w:val="26"/>
-          <w:szCs w:val="26"/>
-        </w:rPr>
-        <w:t xml:space="preserve">Lab 2 – Deliverable</w:t>
-      </w:r>
-    </w:p>
-    <w:p>
-      <w:pPr>
-        <w:spacing w:after="80"/>
-        <w:jc w:val="center"/>
-      </w:pPr>
-      <w:r>
-        <w:rPr>
-          <w:rFonts w:ascii="Arial" w:cs="Arial" w:eastAsia="Arial" w:hAnsi="Arial"/>
           <w:color w:val="606060"/>
           <w:sz w:val="22"/>
           <w:szCs w:val="22"/>
@@ -51,7 +36,7 @@
     </w:p>
     <w:p>
       <w:pPr>
-        <w:spacing w:after="120"/>
+        <w:spacing w:after="160"/>
       </w:pPr>
       <w:r>
         <w:t xml:space="preserve"/>
@@ -78,20 +63,20 @@
     </w:p>
     <w:p>
       <w:pPr>
-        <w:spacing w:after="120"/>
-      </w:pPr>
-      <w:r>
-        <w:rPr>
-          <w:rFonts w:ascii="Arial" w:cs="Arial" w:eastAsia="Arial" w:hAnsi="Arial"/>
-          <w:sz w:val="22"/>
-          <w:szCs w:val="22"/>
-        </w:rPr>
-        <w:t xml:space="preserve">This lab covers user account management across three operating systems: Windows 11 Client, Ubuntu Client, and Windows Server 2022. Screenshots below serve as evidence of completed tasks for each platform.</w:t>
-      </w:r>
-    </w:p>
-    <w:p>
-      <w:pPr>
-        <w:spacing w:after="120"/>
+        <w:spacing w:after="140"/>
+      </w:pPr>
+      <w:r>
+        <w:rPr>
+          <w:rFonts w:ascii="Arial" w:cs="Arial" w:eastAsia="Arial" w:hAnsi="Arial"/>
+          <w:sz w:val="22"/>
+          <w:szCs w:val="22"/>
+        </w:rPr>
+        <w:t xml:space="preserve">This lab covered user account management across three operating systems: Windows 11 Client, Ubuntu Client, and Windows Server 2022. All tasks were completed inside VMware Workstation virtual machines. The original proof-of-completion screenshots are attached as separate PDF files in this repository.</w:t>
+      </w:r>
+    </w:p>
+    <w:p>
+      <w:pPr>
+        <w:spacing w:after="160"/>
       </w:pPr>
       <w:r>
         <w:t xml:space="preserve"/>
@@ -130,25 +115,97 @@
           <w:sz w:val="26"/>
           <w:szCs w:val="26"/>
         </w:rPr>
-        <w:t xml:space="preserve">Task Evidence – User Account Management</w:t>
-      </w:r>
-    </w:p>
-    <w:p>
-      <w:pPr>
-        <w:spacing w:after="120"/>
-      </w:pPr>
-      <w:r>
-        <w:rPr>
-          <w:rFonts w:ascii="Arial" w:cs="Arial" w:eastAsia="Arial" w:hAnsi="Arial"/>
-          <w:sz w:val="22"/>
-          <w:szCs w:val="22"/>
-        </w:rPr>
-        <w:t xml:space="preserve">The following screenshots demonstrate completion of the Windows 11 user account management tasks including creating local users, assigning group memberships, and configuring password policies via Local Security Policy.</w:t>
-      </w:r>
-    </w:p>
-    <w:p>
-      <w:pPr>
-        <w:spacing w:after="120"/>
+        <w:t xml:space="preserve">What I Did</w:t>
+      </w:r>
+    </w:p>
+    <w:p>
+      <w:pPr>
+        <w:spacing w:after="140"/>
+      </w:pPr>
+      <w:r>
+        <w:rPr>
+          <w:rFonts w:ascii="Arial" w:cs="Arial" w:eastAsia="Arial" w:hAnsi="Arial"/>
+          <w:sz w:val="22"/>
+          <w:szCs w:val="22"/>
+        </w:rPr>
+        <w:t xml:space="preserve">Using the Computer Management console on the DForcho-Win11 VM, I completed the following tasks:</w:t>
+      </w:r>
+    </w:p>
+    <w:p>
+      <w:pPr>
+        <w:pStyle w:val="ListParagraph"/>
+        <w:numPr>
+          <w:ilvl w:val="0"/>
+          <w:numId w:val="2"/>
+        </w:numPr>
+        <w:spacing w:after="100"/>
+      </w:pPr>
+      <w:r>
+        <w:rPr>
+          <w:rFonts w:ascii="Arial" w:cs="Arial" w:eastAsia="Arial" w:hAnsi="Arial"/>
+          <w:sz w:val="22"/>
+          <w:szCs w:val="22"/>
+        </w:rPr>
+        <w:t xml:space="preserve">Opened Computer Management → Local Users and Groups → Users</w:t>
+      </w:r>
+    </w:p>
+    <w:p>
+      <w:pPr>
+        <w:pStyle w:val="ListParagraph"/>
+        <w:numPr>
+          <w:ilvl w:val="0"/>
+          <w:numId w:val="2"/>
+        </w:numPr>
+        <w:spacing w:after="100"/>
+      </w:pPr>
+      <w:r>
+        <w:rPr>
+          <w:rFonts w:ascii="Arial" w:cs="Arial" w:eastAsia="Arial" w:hAnsi="Arial"/>
+          <w:sz w:val="22"/>
+          <w:szCs w:val="22"/>
+        </w:rPr>
+        <w:t xml:space="preserve">Created a new local user account (DForcho) with a password</w:t>
+      </w:r>
+    </w:p>
+    <w:p>
+      <w:pPr>
+        <w:pStyle w:val="ListParagraph"/>
+        <w:numPr>
+          <w:ilvl w:val="0"/>
+          <w:numId w:val="2"/>
+        </w:numPr>
+        <w:spacing w:after="100"/>
+      </w:pPr>
+      <w:r>
+        <w:rPr>
+          <w:rFonts w:ascii="Arial" w:cs="Arial" w:eastAsia="Arial" w:hAnsi="Arial"/>
+          <w:sz w:val="22"/>
+          <w:szCs w:val="22"/>
+        </w:rPr>
+        <w:t xml:space="preserve">Assigned the user to the Power Users and Users groups</w:t>
+      </w:r>
+    </w:p>
+    <w:p>
+      <w:pPr>
+        <w:pStyle w:val="ListParagraph"/>
+        <w:numPr>
+          <w:ilvl w:val="0"/>
+          <w:numId w:val="2"/>
+        </w:numPr>
+        <w:spacing w:after="100"/>
+      </w:pPr>
+      <w:r>
+        <w:rPr>
+          <w:rFonts w:ascii="Arial" w:cs="Arial" w:eastAsia="Arial" w:hAnsi="Arial"/>
+          <w:sz w:val="22"/>
+          <w:szCs w:val="22"/>
+        </w:rPr>
+        <w:t xml:space="preserve">Configured password policy settings via Local Security Policy including setting the maximum password age to 60 days</w:t>
+      </w:r>
+    </w:p>
+    <w:p>
+      <w:pPr>
+        <w:spacing w:after="160"/>
       </w:pPr>
       <w:r>
         <w:t xml:space="preserve"/>
@@ -156,107 +213,37 @@
     </w:p>
     <w:p>
       <w:pPr>
-        <w:spacing w:after="160" w:before="160"/>
-        <w:jc w:val="center"/>
-      </w:pPr>
-      <w:r>
-        <w:drawing>
-          <wp:inline distT="0" distB="0" distL="0" distR="0">
-            <wp:extent cx="78105000" cy="52387500"/>
-            <wp:effectExtent t="0" r="0" b="0" l="0"/>
-            <wp:docPr id="1" name="" descr="" title=""/>
-            <wp:cNvGraphicFramePr>
-              <a:graphicFrameLocks xmlns:a="http://schemas.openxmlformats.org/drawingml/2006/main" noChangeAspect="1"/>
-            </wp:cNvGraphicFramePr>
-            <a:graphic xmlns:a="http://schemas.openxmlformats.org/drawingml/2006/main">
-              <a:graphicData uri="http://schemas.openxmlformats.org/drawingml/2006/picture">
-                <pic:pic xmlns:pic="http://schemas.openxmlformats.org/drawingml/2006/picture">
-                  <pic:nvPicPr>
-                    <pic:cNvPr id="0" name="" descr=""/>
-                    <pic:cNvPicPr>
-                      <a:picLocks noChangeAspect="1" noChangeArrowheads="1"/>
-                    </pic:cNvPicPr>
-                  </pic:nvPicPr>
-                  <pic:blipFill>
-                    <a:blip r:embed="rId7" cstate="none"/>
-                    <a:srcRect/>
-                    <a:stretch>
-                      <a:fillRect/>
-                    </a:stretch>
-                  </pic:blipFill>
-                  <pic:spPr bwMode="auto">
-                    <a:xfrm>
-                      <a:off x="0" y="0"/>
-                      <a:ext cx="78105000" cy="52387500"/>
-                    </a:xfrm>
-                    <a:prstGeom prst="rect">
-                      <a:avLst/>
-                    </a:prstGeom>
-                  </pic:spPr>
-                </pic:pic>
-              </a:graphicData>
-            </a:graphic>
-          </wp:inline>
-        </w:drawing>
-      </w:r>
-    </w:p>
-    <w:p>
-      <w:pPr>
-        <w:spacing w:after="120"/>
-      </w:pPr>
-      <w:r>
-        <w:t xml:space="preserve"/>
-      </w:r>
-    </w:p>
-    <w:p>
-      <w:pPr>
-        <w:spacing w:after="160" w:before="160"/>
-        <w:jc w:val="center"/>
-      </w:pPr>
-      <w:r>
-        <w:drawing>
-          <wp:inline distT="0" distB="0" distL="0" distR="0">
-            <wp:extent cx="78105000" cy="38100000"/>
-            <wp:effectExtent t="0" r="0" b="0" l="0"/>
-            <wp:docPr id="1" name="" descr="" title=""/>
-            <wp:cNvGraphicFramePr>
-              <a:graphicFrameLocks xmlns:a="http://schemas.openxmlformats.org/drawingml/2006/main" noChangeAspect="1"/>
-            </wp:cNvGraphicFramePr>
-            <a:graphic xmlns:a="http://schemas.openxmlformats.org/drawingml/2006/main">
-              <a:graphicData uri="http://schemas.openxmlformats.org/drawingml/2006/picture">
-                <pic:pic xmlns:pic="http://schemas.openxmlformats.org/drawingml/2006/picture">
-                  <pic:nvPicPr>
-                    <pic:cNvPr id="0" name="" descr=""/>
-                    <pic:cNvPicPr>
-                      <a:picLocks noChangeAspect="1" noChangeArrowheads="1"/>
-                    </pic:cNvPicPr>
-                  </pic:nvPicPr>
-                  <pic:blipFill>
-                    <a:blip r:embed="rId8" cstate="none"/>
-                    <a:srcRect/>
-                    <a:stretch>
-                      <a:fillRect/>
-                    </a:stretch>
-                  </pic:blipFill>
-                  <pic:spPr bwMode="auto">
-                    <a:xfrm>
-                      <a:off x="0" y="0"/>
-                      <a:ext cx="78105000" cy="38100000"/>
-                    </a:xfrm>
-                    <a:prstGeom prst="rect">
-                      <a:avLst/>
-                    </a:prstGeom>
-                  </pic:spPr>
-                </pic:pic>
-              </a:graphicData>
-            </a:graphic>
-          </wp:inline>
-        </w:drawing>
-      </w:r>
-    </w:p>
-    <w:p>
-      <w:pPr>
-        <w:spacing w:after="120"/>
+        <w:pStyle w:val="Heading2"/>
+        <w:spacing w:after="160" w:before="300"/>
+      </w:pPr>
+      <w:r>
+        <w:rPr>
+          <w:rFonts w:ascii="Arial" w:cs="Arial" w:eastAsia="Arial" w:hAnsi="Arial"/>
+          <w:b/>
+          <w:bCs/>
+          <w:color w:val="2E75B6"/>
+          <w:sz w:val="26"/>
+          <w:szCs w:val="26"/>
+        </w:rPr>
+        <w:t xml:space="preserve">Proof of Completion</w:t>
+      </w:r>
+    </w:p>
+    <w:p>
+      <w:pPr>
+        <w:spacing w:after="140"/>
+      </w:pPr>
+      <w:r>
+        <w:rPr>
+          <w:rFonts w:ascii="Arial" w:cs="Arial" w:eastAsia="Arial" w:hAnsi="Arial"/>
+          <w:sz w:val="22"/>
+          <w:szCs w:val="22"/>
+        </w:rPr>
+        <w:t xml:space="preserve">See attached file: win_11_task_list.pdf</w:t>
+      </w:r>
+    </w:p>
+    <w:p>
+      <w:pPr>
+        <w:spacing w:after="160"/>
       </w:pPr>
       <w:r>
         <w:t xml:space="preserve"/>
@@ -295,25 +282,115 @@
           <w:sz w:val="26"/>
           <w:szCs w:val="26"/>
         </w:rPr>
-        <w:t xml:space="preserve">Task Evidence – User &amp; Group Management</w:t>
-      </w:r>
-    </w:p>
-    <w:p>
-      <w:pPr>
-        <w:spacing w:after="120"/>
-      </w:pPr>
-      <w:r>
-        <w:rPr>
-          <w:rFonts w:ascii="Arial" w:cs="Arial" w:eastAsia="Arial" w:hAnsi="Arial"/>
-          <w:sz w:val="22"/>
-          <w:szCs w:val="22"/>
-        </w:rPr>
-        <w:t xml:space="preserve">The following screenshots demonstrate completion of the Ubuntu Client user account management tasks including creating users, assigning group membership using the GNOME Users &amp; Groups GUI, and installing gnome-system-tools.</w:t>
-      </w:r>
-    </w:p>
-    <w:p>
-      <w:pPr>
-        <w:spacing w:after="120"/>
+        <w:t xml:space="preserve">What I Did</w:t>
+      </w:r>
+    </w:p>
+    <w:p>
+      <w:pPr>
+        <w:spacing w:after="140"/>
+      </w:pPr>
+      <w:r>
+        <w:rPr>
+          <w:rFonts w:ascii="Arial" w:cs="Arial" w:eastAsia="Arial" w:hAnsi="Arial"/>
+          <w:sz w:val="22"/>
+          <w:szCs w:val="22"/>
+        </w:rPr>
+        <w:t xml:space="preserve">Using the DForcho-Ubuntu VM, I completed the following tasks:</w:t>
+      </w:r>
+    </w:p>
+    <w:p>
+      <w:pPr>
+        <w:pStyle w:val="ListParagraph"/>
+        <w:numPr>
+          <w:ilvl w:val="0"/>
+          <w:numId w:val="2"/>
+        </w:numPr>
+        <w:spacing w:after="100"/>
+      </w:pPr>
+      <w:r>
+        <w:rPr>
+          <w:rFonts w:ascii="Arial" w:cs="Arial" w:eastAsia="Arial" w:hAnsi="Arial"/>
+          <w:sz w:val="22"/>
+          <w:szCs w:val="22"/>
+        </w:rPr>
+        <w:t xml:space="preserve">Installed gnome-system-tools via the terminal using sudo apt-get install gnome-system-tools</w:t>
+      </w:r>
+    </w:p>
+    <w:p>
+      <w:pPr>
+        <w:pStyle w:val="ListParagraph"/>
+        <w:numPr>
+          <w:ilvl w:val="0"/>
+          <w:numId w:val="2"/>
+        </w:numPr>
+        <w:spacing w:after="100"/>
+      </w:pPr>
+      <w:r>
+        <w:rPr>
+          <w:rFonts w:ascii="Arial" w:cs="Arial" w:eastAsia="Arial" w:hAnsi="Arial"/>
+          <w:sz w:val="22"/>
+          <w:szCs w:val="22"/>
+        </w:rPr>
+        <w:t xml:space="preserve">Opened the Users and Groups GUI tool</w:t>
+      </w:r>
+    </w:p>
+    <w:p>
+      <w:pPr>
+        <w:pStyle w:val="ListParagraph"/>
+        <w:numPr>
+          <w:ilvl w:val="0"/>
+          <w:numId w:val="2"/>
+        </w:numPr>
+        <w:spacing w:after="100"/>
+      </w:pPr>
+      <w:r>
+        <w:rPr>
+          <w:rFonts w:ascii="Arial" w:cs="Arial" w:eastAsia="Arial" w:hAnsi="Arial"/>
+          <w:sz w:val="22"/>
+          <w:szCs w:val="22"/>
+        </w:rPr>
+        <w:t xml:space="preserve">Created a new user account (DForcho) and configured group membership</w:t>
+      </w:r>
+    </w:p>
+    <w:p>
+      <w:pPr>
+        <w:pStyle w:val="ListParagraph"/>
+        <w:numPr>
+          <w:ilvl w:val="0"/>
+          <w:numId w:val="2"/>
+        </w:numPr>
+        <w:spacing w:after="100"/>
+      </w:pPr>
+      <w:r>
+        <w:rPr>
+          <w:rFonts w:ascii="Arial" w:cs="Arial" w:eastAsia="Arial" w:hAnsi="Arial"/>
+          <w:sz w:val="22"/>
+          <w:szCs w:val="22"/>
+        </w:rPr>
+        <w:t xml:space="preserve">Added the user to the 'powerplayer' group using the Group Properties dialog</w:t>
+      </w:r>
+    </w:p>
+    <w:p>
+      <w:pPr>
+        <w:pStyle w:val="ListParagraph"/>
+        <w:numPr>
+          <w:ilvl w:val="0"/>
+          <w:numId w:val="2"/>
+        </w:numPr>
+        <w:spacing w:after="100"/>
+      </w:pPr>
+      <w:r>
+        <w:rPr>
+          <w:rFonts w:ascii="Arial" w:cs="Arial" w:eastAsia="Arial" w:hAnsi="Arial"/>
+          <w:sz w:val="22"/>
+          <w:szCs w:val="22"/>
+        </w:rPr>
+        <w:t xml:space="preserve">Verified the user appeared under Settings → Users as a secondary account</w:t>
+      </w:r>
+    </w:p>
+    <w:p>
+      <w:pPr>
+        <w:spacing w:after="160"/>
       </w:pPr>
       <w:r>
         <w:t xml:space="preserve"/>
@@ -321,107 +398,37 @@
     </w:p>
     <w:p>
       <w:pPr>
-        <w:spacing w:after="160" w:before="160"/>
-        <w:jc w:val="center"/>
-      </w:pPr>
-      <w:r>
-        <w:drawing>
-          <wp:inline distT="0" distB="0" distL="0" distR="0">
-            <wp:extent cx="78105000" cy="52387500"/>
-            <wp:effectExtent t="0" r="0" b="0" l="0"/>
-            <wp:docPr id="1" name="" descr="" title=""/>
-            <wp:cNvGraphicFramePr>
-              <a:graphicFrameLocks xmlns:a="http://schemas.openxmlformats.org/drawingml/2006/main" noChangeAspect="1"/>
-            </wp:cNvGraphicFramePr>
-            <a:graphic xmlns:a="http://schemas.openxmlformats.org/drawingml/2006/main">
-              <a:graphicData uri="http://schemas.openxmlformats.org/drawingml/2006/picture">
-                <pic:pic xmlns:pic="http://schemas.openxmlformats.org/drawingml/2006/picture">
-                  <pic:nvPicPr>
-                    <pic:cNvPr id="0" name="" descr=""/>
-                    <pic:cNvPicPr>
-                      <a:picLocks noChangeAspect="1" noChangeArrowheads="1"/>
-                    </pic:cNvPicPr>
-                  </pic:nvPicPr>
-                  <pic:blipFill>
-                    <a:blip r:embed="rId9" cstate="none"/>
-                    <a:srcRect/>
-                    <a:stretch>
-                      <a:fillRect/>
-                    </a:stretch>
-                  </pic:blipFill>
-                  <pic:spPr bwMode="auto">
-                    <a:xfrm>
-                      <a:off x="0" y="0"/>
-                      <a:ext cx="78105000" cy="52387500"/>
-                    </a:xfrm>
-                    <a:prstGeom prst="rect">
-                      <a:avLst/>
-                    </a:prstGeom>
-                  </pic:spPr>
-                </pic:pic>
-              </a:graphicData>
-            </a:graphic>
-          </wp:inline>
-        </w:drawing>
-      </w:r>
-    </w:p>
-    <w:p>
-      <w:pPr>
-        <w:spacing w:after="120"/>
-      </w:pPr>
-      <w:r>
-        <w:t xml:space="preserve"/>
-      </w:r>
-    </w:p>
-    <w:p>
-      <w:pPr>
-        <w:spacing w:after="160" w:before="160"/>
-        <w:jc w:val="center"/>
-      </w:pPr>
-      <w:r>
-        <w:drawing>
-          <wp:inline distT="0" distB="0" distL="0" distR="0">
-            <wp:extent cx="78105000" cy="42862500"/>
-            <wp:effectExtent t="0" r="0" b="0" l="0"/>
-            <wp:docPr id="1" name="" descr="" title=""/>
-            <wp:cNvGraphicFramePr>
-              <a:graphicFrameLocks xmlns:a="http://schemas.openxmlformats.org/drawingml/2006/main" noChangeAspect="1"/>
-            </wp:cNvGraphicFramePr>
-            <a:graphic xmlns:a="http://schemas.openxmlformats.org/drawingml/2006/main">
-              <a:graphicData uri="http://schemas.openxmlformats.org/drawingml/2006/picture">
-                <pic:pic xmlns:pic="http://schemas.openxmlformats.org/drawingml/2006/picture">
-                  <pic:nvPicPr>
-                    <pic:cNvPr id="0" name="" descr=""/>
-                    <pic:cNvPicPr>
-                      <a:picLocks noChangeAspect="1" noChangeArrowheads="1"/>
-                    </pic:cNvPicPr>
-                  </pic:nvPicPr>
-                  <pic:blipFill>
-                    <a:blip r:embed="rId10" cstate="none"/>
-                    <a:srcRect/>
-                    <a:stretch>
-                      <a:fillRect/>
-                    </a:stretch>
-                  </pic:blipFill>
-                  <pic:spPr bwMode="auto">
-                    <a:xfrm>
-                      <a:off x="0" y="0"/>
-                      <a:ext cx="78105000" cy="42862500"/>
-                    </a:xfrm>
-                    <a:prstGeom prst="rect">
-                      <a:avLst/>
-                    </a:prstGeom>
-                  </pic:spPr>
-                </pic:pic>
-              </a:graphicData>
-            </a:graphic>
-          </wp:inline>
-        </w:drawing>
-      </w:r>
-    </w:p>
-    <w:p>
-      <w:pPr>
-        <w:spacing w:after="120"/>
+        <w:pStyle w:val="Heading2"/>
+        <w:spacing w:after="160" w:before="300"/>
+      </w:pPr>
+      <w:r>
+        <w:rPr>
+          <w:rFonts w:ascii="Arial" w:cs="Arial" w:eastAsia="Arial" w:hAnsi="Arial"/>
+          <w:b/>
+          <w:bCs/>
+          <w:color w:val="2E75B6"/>
+          <w:sz w:val="26"/>
+          <w:szCs w:val="26"/>
+        </w:rPr>
+        <w:t xml:space="preserve">Proof of Completion</w:t>
+      </w:r>
+    </w:p>
+    <w:p>
+      <w:pPr>
+        <w:spacing w:after="140"/>
+      </w:pPr>
+      <w:r>
+        <w:rPr>
+          <w:rFonts w:ascii="Arial" w:cs="Arial" w:eastAsia="Arial" w:hAnsi="Arial"/>
+          <w:sz w:val="22"/>
+          <w:szCs w:val="22"/>
+        </w:rPr>
+        <w:t xml:space="preserve">See attached file: ubuntu_screenshots.pdf</w:t>
+      </w:r>
+    </w:p>
+    <w:p>
+      <w:pPr>
+        <w:spacing w:after="160"/>
       </w:pPr>
       <w:r>
         <w:t xml:space="preserve"/>
@@ -460,25 +467,115 @@
           <w:sz w:val="26"/>
           <w:szCs w:val="26"/>
         </w:rPr>
-        <w:t xml:space="preserve">Task Evidence – Active Directory User &amp; Group Management</w:t>
-      </w:r>
-    </w:p>
-    <w:p>
-      <w:pPr>
-        <w:spacing w:after="120"/>
-      </w:pPr>
-      <w:r>
-        <w:rPr>
-          <w:rFonts w:ascii="Arial" w:cs="Arial" w:eastAsia="Arial" w:hAnsi="Arial"/>
-          <w:sz w:val="22"/>
-          <w:szCs w:val="22"/>
-        </w:rPr>
-        <w:t xml:space="preserve">The following screenshots demonstrate completion of the Windows Server 2022 tasks including navigating Active Directory Users and Computers, creating domain users, creating security groups, and assigning users to groups.</w:t>
-      </w:r>
-    </w:p>
-    <w:p>
-      <w:pPr>
-        <w:spacing w:after="120"/>
+        <w:t xml:space="preserve">What I Did</w:t>
+      </w:r>
+    </w:p>
+    <w:p>
+      <w:pPr>
+        <w:spacing w:after="140"/>
+      </w:pPr>
+      <w:r>
+        <w:rPr>
+          <w:rFonts w:ascii="Arial" w:cs="Arial" w:eastAsia="Arial" w:hAnsi="Arial"/>
+          <w:sz w:val="22"/>
+          <w:szCs w:val="22"/>
+        </w:rPr>
+        <w:t xml:space="preserve">Using the Active Directory Users and Computers tool on the DForcho-WinSRV22 VM, I completed the following tasks:</w:t>
+      </w:r>
+    </w:p>
+    <w:p>
+      <w:pPr>
+        <w:pStyle w:val="ListParagraph"/>
+        <w:numPr>
+          <w:ilvl w:val="0"/>
+          <w:numId w:val="2"/>
+        </w:numPr>
+        <w:spacing w:after="100"/>
+      </w:pPr>
+      <w:r>
+        <w:rPr>
+          <w:rFonts w:ascii="Arial" w:cs="Arial" w:eastAsia="Arial" w:hAnsi="Arial"/>
+          <w:sz w:val="22"/>
+          <w:szCs w:val="22"/>
+        </w:rPr>
+        <w:t xml:space="preserve">Navigated the Wayne.local domain structure in Active Directory Users and Computers</w:t>
+      </w:r>
+    </w:p>
+    <w:p>
+      <w:pPr>
+        <w:pStyle w:val="ListParagraph"/>
+        <w:numPr>
+          <w:ilvl w:val="0"/>
+          <w:numId w:val="2"/>
+        </w:numPr>
+        <w:spacing w:after="100"/>
+      </w:pPr>
+      <w:r>
+        <w:rPr>
+          <w:rFonts w:ascii="Arial" w:cs="Arial" w:eastAsia="Arial" w:hAnsi="Arial"/>
+          <w:sz w:val="22"/>
+          <w:szCs w:val="22"/>
+        </w:rPr>
+        <w:t xml:space="preserve">Viewed the built-in Users container showing Administrator, Guest, and domain accounts</w:t>
+      </w:r>
+    </w:p>
+    <w:p>
+      <w:pPr>
+        <w:pStyle w:val="ListParagraph"/>
+        <w:numPr>
+          <w:ilvl w:val="0"/>
+          <w:numId w:val="2"/>
+        </w:numPr>
+        <w:spacing w:after="100"/>
+      </w:pPr>
+      <w:r>
+        <w:rPr>
+          <w:rFonts w:ascii="Arial" w:cs="Arial" w:eastAsia="Arial" w:hAnsi="Arial"/>
+          <w:sz w:val="22"/>
+          <w:szCs w:val="22"/>
+        </w:rPr>
+        <w:t xml:space="preserve">Created a new domain user account (Forcho Daphny)</w:t>
+      </w:r>
+    </w:p>
+    <w:p>
+      <w:pPr>
+        <w:pStyle w:val="ListParagraph"/>
+        <w:numPr>
+          <w:ilvl w:val="0"/>
+          <w:numId w:val="2"/>
+        </w:numPr>
+        <w:spacing w:after="100"/>
+      </w:pPr>
+      <w:r>
+        <w:rPr>
+          <w:rFonts w:ascii="Arial" w:cs="Arial" w:eastAsia="Arial" w:hAnsi="Arial"/>
+          <w:sz w:val="22"/>
+          <w:szCs w:val="22"/>
+        </w:rPr>
+        <w:t xml:space="preserve">Created a new Security Group named SysAdmin</w:t>
+      </w:r>
+    </w:p>
+    <w:p>
+      <w:pPr>
+        <w:pStyle w:val="ListParagraph"/>
+        <w:numPr>
+          <w:ilvl w:val="0"/>
+          <w:numId w:val="2"/>
+        </w:numPr>
+        <w:spacing w:after="100"/>
+      </w:pPr>
+      <w:r>
+        <w:rPr>
+          <w:rFonts w:ascii="Arial" w:cs="Arial" w:eastAsia="Arial" w:hAnsi="Arial"/>
+          <w:sz w:val="22"/>
+          <w:szCs w:val="22"/>
+        </w:rPr>
+        <w:t xml:space="preserve">Added Forcho Daphny to the SysAdmin group and verified membership via the Members tab</w:t>
+      </w:r>
+    </w:p>
+    <w:p>
+      <w:pPr>
+        <w:spacing w:after="160"/>
       </w:pPr>
       <w:r>
         <w:t xml:space="preserve"/>
@@ -486,161 +583,37 @@
     </w:p>
     <w:p>
       <w:pPr>
-        <w:spacing w:after="160" w:before="160"/>
-        <w:jc w:val="center"/>
-      </w:pPr>
-      <w:r>
-        <w:drawing>
-          <wp:inline distT="0" distB="0" distL="0" distR="0">
-            <wp:extent cx="78105000" cy="47625000"/>
-            <wp:effectExtent t="0" r="0" b="0" l="0"/>
-            <wp:docPr id="1" name="" descr="" title=""/>
-            <wp:cNvGraphicFramePr>
-              <a:graphicFrameLocks xmlns:a="http://schemas.openxmlformats.org/drawingml/2006/main" noChangeAspect="1"/>
-            </wp:cNvGraphicFramePr>
-            <a:graphic xmlns:a="http://schemas.openxmlformats.org/drawingml/2006/main">
-              <a:graphicData uri="http://schemas.openxmlformats.org/drawingml/2006/picture">
-                <pic:pic xmlns:pic="http://schemas.openxmlformats.org/drawingml/2006/picture">
-                  <pic:nvPicPr>
-                    <pic:cNvPr id="0" name="" descr=""/>
-                    <pic:cNvPicPr>
-                      <a:picLocks noChangeAspect="1" noChangeArrowheads="1"/>
-                    </pic:cNvPicPr>
-                  </pic:nvPicPr>
-                  <pic:blipFill>
-                    <a:blip r:embed="rId11" cstate="none"/>
-                    <a:srcRect/>
-                    <a:stretch>
-                      <a:fillRect/>
-                    </a:stretch>
-                  </pic:blipFill>
-                  <pic:spPr bwMode="auto">
-                    <a:xfrm>
-                      <a:off x="0" y="0"/>
-                      <a:ext cx="78105000" cy="47625000"/>
-                    </a:xfrm>
-                    <a:prstGeom prst="rect">
-                      <a:avLst/>
-                    </a:prstGeom>
-                  </pic:spPr>
-                </pic:pic>
-              </a:graphicData>
-            </a:graphic>
-          </wp:inline>
-        </w:drawing>
-      </w:r>
-    </w:p>
-    <w:p>
-      <w:pPr>
-        <w:spacing w:after="120"/>
-      </w:pPr>
-      <w:r>
-        <w:t xml:space="preserve"/>
-      </w:r>
-    </w:p>
-    <w:p>
-      <w:pPr>
-        <w:spacing w:after="160" w:before="160"/>
-        <w:jc w:val="center"/>
-      </w:pPr>
-      <w:r>
-        <w:drawing>
-          <wp:inline distT="0" distB="0" distL="0" distR="0">
-            <wp:extent cx="78105000" cy="47625000"/>
-            <wp:effectExtent t="0" r="0" b="0" l="0"/>
-            <wp:docPr id="1" name="" descr="" title=""/>
-            <wp:cNvGraphicFramePr>
-              <a:graphicFrameLocks xmlns:a="http://schemas.openxmlformats.org/drawingml/2006/main" noChangeAspect="1"/>
-            </wp:cNvGraphicFramePr>
-            <a:graphic xmlns:a="http://schemas.openxmlformats.org/drawingml/2006/main">
-              <a:graphicData uri="http://schemas.openxmlformats.org/drawingml/2006/picture">
-                <pic:pic xmlns:pic="http://schemas.openxmlformats.org/drawingml/2006/picture">
-                  <pic:nvPicPr>
-                    <pic:cNvPr id="0" name="" descr=""/>
-                    <pic:cNvPicPr>
-                      <a:picLocks noChangeAspect="1" noChangeArrowheads="1"/>
-                    </pic:cNvPicPr>
-                  </pic:nvPicPr>
-                  <pic:blipFill>
-                    <a:blip r:embed="rId12" cstate="none"/>
-                    <a:srcRect/>
-                    <a:stretch>
-                      <a:fillRect/>
-                    </a:stretch>
-                  </pic:blipFill>
-                  <pic:spPr bwMode="auto">
-                    <a:xfrm>
-                      <a:off x="0" y="0"/>
-                      <a:ext cx="78105000" cy="47625000"/>
-                    </a:xfrm>
-                    <a:prstGeom prst="rect">
-                      <a:avLst/>
-                    </a:prstGeom>
-                  </pic:spPr>
-                </pic:pic>
-              </a:graphicData>
-            </a:graphic>
-          </wp:inline>
-        </w:drawing>
-      </w:r>
-    </w:p>
-    <w:p>
-      <w:pPr>
-        <w:spacing w:after="120"/>
-      </w:pPr>
-      <w:r>
-        <w:t xml:space="preserve"/>
-      </w:r>
-    </w:p>
-    <w:p>
-      <w:pPr>
-        <w:spacing w:after="160" w:before="160"/>
-        <w:jc w:val="center"/>
-      </w:pPr>
-      <w:r>
-        <w:drawing>
-          <wp:inline distT="0" distB="0" distL="0" distR="0">
-            <wp:extent cx="78105000" cy="47625000"/>
-            <wp:effectExtent t="0" r="0" b="0" l="0"/>
-            <wp:docPr id="1" name="" descr="" title=""/>
-            <wp:cNvGraphicFramePr>
-              <a:graphicFrameLocks xmlns:a="http://schemas.openxmlformats.org/drawingml/2006/main" noChangeAspect="1"/>
-            </wp:cNvGraphicFramePr>
-            <a:graphic xmlns:a="http://schemas.openxmlformats.org/drawingml/2006/main">
-              <a:graphicData uri="http://schemas.openxmlformats.org/drawingml/2006/picture">
-                <pic:pic xmlns:pic="http://schemas.openxmlformats.org/drawingml/2006/picture">
-                  <pic:nvPicPr>
-                    <pic:cNvPr id="0" name="" descr=""/>
-                    <pic:cNvPicPr>
-                      <a:picLocks noChangeAspect="1" noChangeArrowheads="1"/>
-                    </pic:cNvPicPr>
-                  </pic:nvPicPr>
-                  <pic:blipFill>
-                    <a:blip r:embed="rId13" cstate="none"/>
-                    <a:srcRect/>
-                    <a:stretch>
-                      <a:fillRect/>
-                    </a:stretch>
-                  </pic:blipFill>
-                  <pic:spPr bwMode="auto">
-                    <a:xfrm>
-                      <a:off x="0" y="0"/>
-                      <a:ext cx="78105000" cy="47625000"/>
-                    </a:xfrm>
-                    <a:prstGeom prst="rect">
-                      <a:avLst/>
-                    </a:prstGeom>
-                  </pic:spPr>
-                </pic:pic>
-              </a:graphicData>
-            </a:graphic>
-          </wp:inline>
-        </w:drawing>
-      </w:r>
-    </w:p>
-    <w:p>
-      <w:pPr>
-        <w:spacing w:after="120"/>
+        <w:pStyle w:val="Heading2"/>
+        <w:spacing w:after="160" w:before="300"/>
+      </w:pPr>
+      <w:r>
+        <w:rPr>
+          <w:rFonts w:ascii="Arial" w:cs="Arial" w:eastAsia="Arial" w:hAnsi="Arial"/>
+          <w:b/>
+          <w:bCs/>
+          <w:color w:val="2E75B6"/>
+          <w:sz w:val="26"/>
+          <w:szCs w:val="26"/>
+        </w:rPr>
+        <w:t xml:space="preserve">Proof of Completion</w:t>
+      </w:r>
+    </w:p>
+    <w:p>
+      <w:pPr>
+        <w:spacing w:after="140"/>
+      </w:pPr>
+      <w:r>
+        <w:rPr>
+          <w:rFonts w:ascii="Arial" w:cs="Arial" w:eastAsia="Arial" w:hAnsi="Arial"/>
+          <w:sz w:val="22"/>
+          <w:szCs w:val="22"/>
+        </w:rPr>
+        <w:t xml:space="preserve">See attached file: win_server_Tasks.pdf</w:t>
+      </w:r>
+    </w:p>
+    <w:p>
+      <w:pPr>
+        <w:spacing w:after="160"/>
       </w:pPr>
       <w:r>
         <w:t xml:space="preserve"/>
@@ -679,76 +652,79 @@
           <w:sz w:val="26"/>
           <w:szCs w:val="26"/>
         </w:rPr>
-        <w:t xml:space="preserve">Task – Create Users via Command Line</w:t>
-      </w:r>
-    </w:p>
-    <w:p>
-      <w:pPr>
-        <w:spacing w:after="120"/>
-      </w:pPr>
-      <w:r>
-        <w:rPr>
-          <w:rFonts w:ascii="Arial" w:cs="Arial" w:eastAsia="Arial" w:hAnsi="Arial"/>
-          <w:sz w:val="22"/>
-          <w:szCs w:val="22"/>
-        </w:rPr>
-        <w:t xml:space="preserve">The following screenshot demonstrates completion of the extra credit task: creating three user accounts on the Ubuntu Server using CLI commands (useradd / chpasswd). The /etc/passwd file output confirms all three accounts were successfully created:</w:t>
-      </w:r>
-    </w:p>
-    <w:p>
-      <w:pPr>
-        <w:pStyle w:val="ListParagraph"/>
-        <w:numPr>
-          <w:ilvl w:val="0"/>
-          <w:numId w:val="2"/>
-        </w:numPr>
-      </w:pPr>
-      <w:r>
-        <w:rPr>
-          <w:rFonts w:ascii="Arial" w:cs="Arial" w:eastAsia="Arial" w:hAnsi="Arial"/>
-          <w:sz w:val="22"/>
-          <w:szCs w:val="22"/>
-        </w:rPr>
-        <w:t xml:space="preserve">SysAdmin (UID 1002)</w:t>
-      </w:r>
-    </w:p>
-    <w:p>
-      <w:pPr>
-        <w:pStyle w:val="ListParagraph"/>
-        <w:numPr>
-          <w:ilvl w:val="0"/>
-          <w:numId w:val="2"/>
-        </w:numPr>
-      </w:pPr>
-      <w:r>
-        <w:rPr>
-          <w:rFonts w:ascii="Arial" w:cs="Arial" w:eastAsia="Arial" w:hAnsi="Arial"/>
-          <w:sz w:val="22"/>
-          <w:szCs w:val="22"/>
-        </w:rPr>
-        <w:t xml:space="preserve">NormalGuy (UID 1001)</w:t>
-      </w:r>
-    </w:p>
-    <w:p>
-      <w:pPr>
-        <w:pStyle w:val="ListParagraph"/>
-        <w:numPr>
-          <w:ilvl w:val="0"/>
-          <w:numId w:val="2"/>
-        </w:numPr>
-      </w:pPr>
-      <w:r>
-        <w:rPr>
-          <w:rFonts w:ascii="Arial" w:cs="Arial" w:eastAsia="Arial" w:hAnsi="Arial"/>
-          <w:sz w:val="22"/>
-          <w:szCs w:val="22"/>
-        </w:rPr>
-        <w:t xml:space="preserve">FinanceMgr (UID 1003)</w:t>
-      </w:r>
-    </w:p>
-    <w:p>
-      <w:pPr>
-        <w:spacing w:after="120"/>
+        <w:t xml:space="preserve">What I Did</w:t>
+      </w:r>
+    </w:p>
+    <w:p>
+      <w:pPr>
+        <w:spacing w:after="140"/>
+      </w:pPr>
+      <w:r>
+        <w:rPr>
+          <w:rFonts w:ascii="Arial" w:cs="Arial" w:eastAsia="Arial" w:hAnsi="Arial"/>
+          <w:sz w:val="22"/>
+          <w:szCs w:val="22"/>
+        </w:rPr>
+        <w:t xml:space="preserve">Using the DForcho-UbuntuSRV VM terminal, I created three user accounts via the command line using the useradd and chpasswd commands. I then verified all accounts were created by running: less /etc/passwd</w:t>
+      </w:r>
+    </w:p>
+    <w:p>
+      <w:pPr>
+        <w:pStyle w:val="ListParagraph"/>
+        <w:numPr>
+          <w:ilvl w:val="0"/>
+          <w:numId w:val="2"/>
+        </w:numPr>
+        <w:spacing w:after="100"/>
+      </w:pPr>
+      <w:r>
+        <w:rPr>
+          <w:rFonts w:ascii="Arial" w:cs="Arial" w:eastAsia="Arial" w:hAnsi="Arial"/>
+          <w:sz w:val="22"/>
+          <w:szCs w:val="22"/>
+        </w:rPr>
+        <w:t xml:space="preserve">SysAdmin (UID 1002) – Password: Pass1234</w:t>
+      </w:r>
+    </w:p>
+    <w:p>
+      <w:pPr>
+        <w:pStyle w:val="ListParagraph"/>
+        <w:numPr>
+          <w:ilvl w:val="0"/>
+          <w:numId w:val="2"/>
+        </w:numPr>
+        <w:spacing w:after="100"/>
+      </w:pPr>
+      <w:r>
+        <w:rPr>
+          <w:rFonts w:ascii="Arial" w:cs="Arial" w:eastAsia="Arial" w:hAnsi="Arial"/>
+          <w:sz w:val="22"/>
+          <w:szCs w:val="22"/>
+        </w:rPr>
+        <w:t xml:space="preserve">NormalGuy (UID 1001) – Password: Basic567</w:t>
+      </w:r>
+    </w:p>
+    <w:p>
+      <w:pPr>
+        <w:pStyle w:val="ListParagraph"/>
+        <w:numPr>
+          <w:ilvl w:val="0"/>
+          <w:numId w:val="2"/>
+        </w:numPr>
+        <w:spacing w:after="100"/>
+      </w:pPr>
+      <w:r>
+        <w:rPr>
+          <w:rFonts w:ascii="Arial" w:cs="Arial" w:eastAsia="Arial" w:hAnsi="Arial"/>
+          <w:sz w:val="22"/>
+          <w:szCs w:val="22"/>
+        </w:rPr>
+        <w:t xml:space="preserve">FinanceMgr (UID 1003) – Password: FinTech777</w:t>
+      </w:r>
+    </w:p>
+    <w:p>
+      <w:pPr>
+        <w:spacing w:after="160"/>
       </w:pPr>
       <w:r>
         <w:t xml:space="preserve"/>
@@ -756,53 +732,37 @@
     </w:p>
     <w:p>
       <w:pPr>
-        <w:spacing w:after="160" w:before="160"/>
-        <w:jc w:val="center"/>
-      </w:pPr>
-      <w:r>
-        <w:drawing>
-          <wp:inline distT="0" distB="0" distL="0" distR="0">
-            <wp:extent cx="78105000" cy="55245000"/>
-            <wp:effectExtent t="0" r="0" b="0" l="0"/>
-            <wp:docPr id="1" name="" descr="" title=""/>
-            <wp:cNvGraphicFramePr>
-              <a:graphicFrameLocks xmlns:a="http://schemas.openxmlformats.org/drawingml/2006/main" noChangeAspect="1"/>
-            </wp:cNvGraphicFramePr>
-            <a:graphic xmlns:a="http://schemas.openxmlformats.org/drawingml/2006/main">
-              <a:graphicData uri="http://schemas.openxmlformats.org/drawingml/2006/picture">
-                <pic:pic xmlns:pic="http://schemas.openxmlformats.org/drawingml/2006/picture">
-                  <pic:nvPicPr>
-                    <pic:cNvPr id="0" name="" descr=""/>
-                    <pic:cNvPicPr>
-                      <a:picLocks noChangeAspect="1" noChangeArrowheads="1"/>
-                    </pic:cNvPicPr>
-                  </pic:nvPicPr>
-                  <pic:blipFill>
-                    <a:blip r:embed="rId14" cstate="none"/>
-                    <a:srcRect/>
-                    <a:stretch>
-                      <a:fillRect/>
-                    </a:stretch>
-                  </pic:blipFill>
-                  <pic:spPr bwMode="auto">
-                    <a:xfrm>
-                      <a:off x="0" y="0"/>
-                      <a:ext cx="78105000" cy="55245000"/>
-                    </a:xfrm>
-                    <a:prstGeom prst="rect">
-                      <a:avLst/>
-                    </a:prstGeom>
-                  </pic:spPr>
-                </pic:pic>
-              </a:graphicData>
-            </a:graphic>
-          </wp:inline>
-        </w:drawing>
-      </w:r>
-    </w:p>
-    <w:p>
-      <w:pPr>
-        <w:spacing w:after="120"/>
+        <w:pStyle w:val="Heading2"/>
+        <w:spacing w:after="160" w:before="300"/>
+      </w:pPr>
+      <w:r>
+        <w:rPr>
+          <w:rFonts w:ascii="Arial" w:cs="Arial" w:eastAsia="Arial" w:hAnsi="Arial"/>
+          <w:b/>
+          <w:bCs/>
+          <w:color w:val="2E75B6"/>
+          <w:sz w:val="26"/>
+          <w:szCs w:val="26"/>
+        </w:rPr>
+        <w:t xml:space="preserve">Proof of Completion</w:t>
+      </w:r>
+    </w:p>
+    <w:p>
+      <w:pPr>
+        <w:spacing w:after="140"/>
+      </w:pPr>
+      <w:r>
+        <w:rPr>
+          <w:rFonts w:ascii="Arial" w:cs="Arial" w:eastAsia="Arial" w:hAnsi="Arial"/>
+          <w:sz w:val="22"/>
+          <w:szCs w:val="22"/>
+        </w:rPr>
+        <w:t xml:space="preserve">See attached file: Screenshot_2026-02-16_034033.pdf</w:t>
+      </w:r>
+    </w:p>
+    <w:p>
+      <w:pPr>
+        <w:spacing w:after="160"/>
       </w:pPr>
       <w:r>
         <w:t xml:space="preserve"/>
@@ -823,7 +783,7 @@
           <w:sz w:val="18"/>
           <w:szCs w:val="18"/>
         </w:rPr>
-        <w:t xml:space="preserve">User Account Management Lab – Rtvgb – 2026</w:t>
+        <w:t xml:space="preserve">Lab 2 – User Account Management – Rtvgb – 2026</w:t>
       </w:r>
     </w:p>
     <w:sectPr>
